--- a/Modelos Contratuais/tempo parcial semestral/1. Necessidade da área_TP.docx
+++ b/Modelos Contratuais/tempo parcial semestral/1. Necessidade da área_TP.docx
@@ -29,6 +29,7 @@
           <w:b/>
           <w:bCs/>
           <w:sz w:val="18"/>
+          <w:lang w:val="en-GB"/>
         </w:rPr>
       </w:pPr>
       <w:r>
@@ -37,8 +38,31 @@
           <w:b/>
           <w:bCs/>
           <w:sz w:val="18"/>
-        </w:rPr>
-        <w:t>Lorem ipsum dolor sit amet</w:t>
+          <w:lang w:val="en-GB"/>
+        </w:rPr>
+        <w:t xml:space="preserve">Lorem ipsum dolor </w:t>
+      </w:r>
+      <w:proofErr w:type="gramStart"/>
+      <w:r>
+        <w:rPr>
+          <w:rFonts w:ascii="Arial" w:hAnsi="Arial" w:cs="Arial"/>
+          <w:b/>
+          <w:bCs/>
+          <w:sz w:val="18"/>
+          <w:lang w:val="en-GB"/>
+        </w:rPr>
+        <w:t>sit</w:t>
+      </w:r>
+      <w:proofErr w:type="gramEnd"/>
+      <w:r>
+        <w:rPr>
+          <w:rFonts w:ascii="Arial" w:hAnsi="Arial" w:cs="Arial"/>
+          <w:b/>
+          <w:bCs/>
+          <w:sz w:val="18"/>
+          <w:lang w:val="en-GB"/>
+        </w:rPr>
+        <w:t xml:space="preserve"> amet</w:t>
       </w:r>
     </w:p>
     <w:p>
@@ -47,11 +71,13 @@
         <w:spacing w:line="220" w:lineRule="exact"/>
         <w:rPr>
           <w:sz w:val="18"/>
-        </w:rPr>
-      </w:pPr>
-      <w:r>
-        <w:rPr>
-          <w:sz w:val="18"/>
+          <w:lang w:val="en-GB"/>
+        </w:rPr>
+      </w:pPr>
+      <w:r>
+        <w:rPr>
+          <w:sz w:val="18"/>
+          <w:lang w:val="en-GB"/>
         </w:rPr>
         <w:t>Consectetur adipiscing elit sed do eiusmod tempor incididunt</w:t>
       </w:r>
@@ -61,6 +87,7 @@
         <w:rPr>
           <w:rFonts w:ascii="Arial" w:hAnsi="Arial" w:cs="Arial"/>
           <w:sz w:val="18"/>
+          <w:lang w:val="en-GB"/>
         </w:rPr>
       </w:pPr>
     </w:p>
@@ -70,6 +97,7 @@
         <w:spacing w:line="220" w:lineRule="exact"/>
         <w:rPr>
           <w:sz w:val="18"/>
+          <w:lang w:val="en-GB"/>
         </w:rPr>
       </w:pPr>
     </w:p>
@@ -79,6 +107,7 @@
         <w:spacing w:line="220" w:lineRule="exact"/>
         <w:rPr>
           <w:sz w:val="18"/>
+          <w:lang w:val="en-GB"/>
         </w:rPr>
       </w:pPr>
     </w:p>
@@ -88,6 +117,7 @@
         <w:spacing w:line="220" w:lineRule="exact"/>
         <w:rPr>
           <w:sz w:val="18"/>
+          <w:lang w:val="en-GB"/>
         </w:rPr>
       </w:pPr>
     </w:p>
@@ -97,23 +127,15 @@
         <w:spacing w:line="220" w:lineRule="exact"/>
         <w:rPr>
           <w:sz w:val="18"/>
-        </w:rPr>
-      </w:pPr>
-      <w:r>
-        <w:rPr>
-          <w:sz w:val="18"/>
+          <w:lang w:val="en-GB"/>
+        </w:rPr>
+      </w:pPr>
+      <w:r>
+        <w:rPr>
+          <w:sz w:val="18"/>
+          <w:lang w:val="en-GB"/>
         </w:rPr>
         <w:t xml:space="preserve">Ut labore et </w:t>
-      </w:r>
-      <w:r>
-        <w:rPr>
-          <w:sz w:val="18"/>
-        </w:rPr>
-      </w:r>
-      <w:r>
-        <w:rPr>
-          <w:sz w:val="18"/>
-        </w:rPr>
       </w:r>
     </w:p>
     <w:p>
@@ -122,17 +144,31 @@
         <w:spacing w:line="220" w:lineRule="exact"/>
         <w:rPr>
           <w:sz w:val="18"/>
-        </w:rPr>
-      </w:pPr>
-      <w:r>
-        <w:rPr>
-          <w:sz w:val="18"/>
+          <w:lang w:val="en-GB"/>
+        </w:rPr>
+      </w:pPr>
+      <w:r>
+        <w:rPr>
+          <w:sz w:val="18"/>
+          <w:lang w:val="en-GB"/>
         </w:rPr>
         <w:t>Dolore magna aliqua ut enim ad minim</w:t>
       </w:r>
     </w:p>
-    <w:p/>
-    <w:p/>
+    <w:p>
+      <w:pPr>
+        <w:rPr>
+          <w:lang w:val="en-GB"/>
+        </w:rPr>
+      </w:pPr>
+    </w:p>
+    <w:p>
+      <w:pPr>
+        <w:rPr>
+          <w:lang w:val="en-GB"/>
+        </w:rPr>
+      </w:pPr>
+    </w:p>
     <w:p>
       <w:pPr>
         <w:spacing w:line="360" w:lineRule="auto"/>
@@ -142,6 +178,7 @@
           <w:color w:val="000000"/>
           <w:sz w:val="20"/>
           <w:szCs w:val="20"/>
+          <w:lang w:val="en-GB"/>
         </w:rPr>
       </w:pPr>
     </w:p>
@@ -156,237 +193,17 @@
           <w:rFonts w:ascii="Calibri" w:eastAsia="Calibri" w:hAnsi="Calibri" w:cs="Arial"/>
           <w:sz w:val="20"/>
           <w:szCs w:val="20"/>
-        </w:rPr>
-      </w:pPr>
-      <w:r>
-        <w:rPr>
-          <w:rFonts w:ascii="Calibri" w:eastAsia="Calibri" w:hAnsi="Calibri" w:cs="Arial"/>
-          <w:sz w:val="20"/>
-          <w:szCs w:val="20"/>
+          <w:lang w:val="en-GB"/>
+        </w:rPr>
+      </w:pPr>
+      <w:r>
+        <w:rPr>
+          <w:rFonts w:ascii="Calibri" w:eastAsia="Calibri" w:hAnsi="Calibri" w:cs="Arial"/>
+          <w:sz w:val="20"/>
+          <w:szCs w:val="20"/>
+          <w:lang w:val="en-GB"/>
         </w:rPr>
         <w:t>Veniam quis nostrud exercitation ullamco laboris nisi ut aliquip ex ea commodo consequat duis aute irure dolor in reprehenderit in voluptate velit esse cillum dolore eu fugiat nulla pariatur excepteur sint occaecat cupidatat non proident sunt in culpa qui officia deserunt mollit anim id est laborum pellentesque habitant morbi tristique senectus et netus et malesuada fames ac turpis egestas vestibulum tortor quam feugiat vitae ultricies eget tempor sit amet ante diam.</w:t>
-      </w:r>
-      <w:r>
-        <w:rPr>
-          <w:rFonts w:ascii="Calibri" w:eastAsia="Calibri" w:hAnsi="Calibri" w:cs="Arial"/>
-          <w:sz w:val="20"/>
-          <w:szCs w:val="20"/>
-        </w:rPr>
-      </w:r>
-      <w:r>
-        <w:rPr>
-          <w:rFonts w:ascii="Calibri" w:eastAsia="Calibri" w:hAnsi="Calibri" w:cs="Arial"/>
-          <w:sz w:val="20"/>
-          <w:szCs w:val="20"/>
-        </w:rPr>
-      </w:r>
-      <w:r>
-        <w:rPr>
-          <w:rFonts w:ascii="Calibri" w:eastAsia="Calibri" w:hAnsi="Calibri" w:cs="Arial"/>
-          <w:sz w:val="20"/>
-          <w:szCs w:val="20"/>
-        </w:rPr>
-      </w:r>
-      <w:r>
-        <w:rPr>
-          <w:rFonts w:ascii="Calibri" w:eastAsia="Calibri" w:hAnsi="Calibri" w:cs="Arial"/>
-          <w:sz w:val="20"/>
-          <w:szCs w:val="20"/>
-        </w:rPr>
-      </w:r>
-      <w:r>
-        <w:rPr>
-          <w:rFonts w:ascii="Calibri" w:eastAsia="Calibri" w:hAnsi="Calibri" w:cs="Arial"/>
-          <w:sz w:val="20"/>
-          <w:szCs w:val="20"/>
-        </w:rPr>
-      </w:r>
-      <w:r>
-        <w:rPr>
-          <w:rFonts w:ascii="Calibri" w:eastAsia="Calibri" w:hAnsi="Calibri" w:cs="Arial"/>
-          <w:sz w:val="20"/>
-          <w:szCs w:val="20"/>
-        </w:rPr>
-      </w:r>
-      <w:r>
-        <w:rPr>
-          <w:rFonts w:ascii="Calibri" w:eastAsia="Calibri" w:hAnsi="Calibri" w:cs="Arial"/>
-          <w:sz w:val="20"/>
-          <w:szCs w:val="20"/>
-        </w:rPr>
-      </w:r>
-      <w:r>
-        <w:rPr>
-          <w:rFonts w:ascii="Calibri" w:eastAsia="Calibri" w:hAnsi="Calibri" w:cs="Arial"/>
-          <w:sz w:val="20"/>
-          <w:szCs w:val="20"/>
-        </w:rPr>
-      </w:r>
-      <w:r>
-        <w:rPr>
-          <w:rFonts w:ascii="Calibri" w:eastAsia="Calibri" w:hAnsi="Calibri" w:cs="Arial"/>
-          <w:sz w:val="20"/>
-          <w:szCs w:val="20"/>
-        </w:rPr>
-      </w:r>
-      <w:r>
-        <w:rPr>
-          <w:rFonts w:ascii="Calibri" w:eastAsia="Calibri" w:hAnsi="Calibri" w:cs="Arial"/>
-          <w:sz w:val="20"/>
-          <w:szCs w:val="20"/>
-        </w:rPr>
-      </w:r>
-      <w:r>
-        <w:rPr>
-          <w:rFonts w:ascii="Calibri" w:eastAsia="Calibri" w:hAnsi="Calibri" w:cs="Arial"/>
-          <w:sz w:val="20"/>
-          <w:szCs w:val="20"/>
-        </w:rPr>
-      </w:r>
-      <w:r>
-        <w:rPr>
-          <w:rFonts w:ascii="Calibri" w:eastAsia="Calibri" w:hAnsi="Calibri" w:cs="Arial"/>
-          <w:sz w:val="20"/>
-          <w:szCs w:val="20"/>
-        </w:rPr>
-      </w:r>
-      <w:r>
-        <w:rPr>
-          <w:rFonts w:ascii="Calibri" w:eastAsia="Calibri" w:hAnsi="Calibri" w:cs="Arial"/>
-          <w:noProof/>
-          <w:sz w:val="20"/>
-          <w:szCs w:val="20"/>
-        </w:rPr>
-      </w:r>
-      <w:r>
-        <w:rPr>
-          <w:rFonts w:ascii="Calibri" w:eastAsia="Calibri" w:hAnsi="Calibri" w:cs="Arial"/>
-          <w:noProof/>
-          <w:sz w:val="20"/>
-          <w:szCs w:val="20"/>
-        </w:rPr>
-      </w:r>
-      <w:r>
-        <w:rPr>
-          <w:rFonts w:ascii="Calibri" w:eastAsia="Calibri" w:hAnsi="Calibri" w:cs="Arial"/>
-          <w:noProof/>
-          <w:sz w:val="20"/>
-          <w:szCs w:val="20"/>
-        </w:rPr>
-      </w:r>
-      <w:r>
-        <w:rPr>
-          <w:rFonts w:ascii="Calibri" w:eastAsia="Calibri" w:hAnsi="Calibri" w:cs="Arial"/>
-          <w:sz w:val="20"/>
-          <w:szCs w:val="20"/>
-        </w:rPr>
-      </w:r>
-      <w:r>
-        <w:rPr>
-          <w:rFonts w:ascii="Calibri" w:eastAsia="Calibri" w:hAnsi="Calibri" w:cs="Arial"/>
-          <w:sz w:val="20"/>
-          <w:szCs w:val="20"/>
-        </w:rPr>
-      </w:r>
-      <w:r>
-        <w:rPr>
-          <w:rFonts w:ascii="Calibri" w:eastAsia="Calibri" w:hAnsi="Calibri" w:cs="Arial"/>
-          <w:sz w:val="20"/>
-          <w:szCs w:val="20"/>
-        </w:rPr>
-      </w:r>
-      <w:r>
-        <w:rPr>
-          <w:rFonts w:ascii="Calibri" w:eastAsia="Calibri" w:hAnsi="Calibri" w:cs="Arial"/>
-          <w:sz w:val="20"/>
-          <w:szCs w:val="20"/>
-        </w:rPr>
-      </w:r>
-      <w:r>
-        <w:rPr>
-          <w:rFonts w:ascii="Calibri" w:eastAsia="Calibri" w:hAnsi="Calibri" w:cs="Arial"/>
-          <w:sz w:val="20"/>
-          <w:szCs w:val="20"/>
-        </w:rPr>
-      </w:r>
-      <w:r>
-        <w:rPr>
-          <w:rFonts w:ascii="Calibri" w:eastAsia="Calibri" w:hAnsi="Calibri" w:cs="Arial"/>
-          <w:sz w:val="20"/>
-          <w:szCs w:val="20"/>
-        </w:rPr>
-      </w:r>
-      <w:r>
-        <w:rPr>
-          <w:rFonts w:ascii="Calibri" w:eastAsia="Calibri" w:hAnsi="Calibri" w:cs="Arial"/>
-          <w:noProof/>
-          <w:sz w:val="20"/>
-          <w:szCs w:val="20"/>
-        </w:rPr>
-      </w:r>
-      <w:r>
-        <w:rPr>
-          <w:rFonts w:ascii="Calibri" w:eastAsia="Calibri" w:hAnsi="Calibri" w:cs="Arial"/>
-          <w:sz w:val="20"/>
-          <w:szCs w:val="20"/>
-        </w:rPr>
-      </w:r>
-      <w:r>
-        <w:rPr>
-          <w:rFonts w:ascii="Calibri" w:eastAsia="Calibri" w:hAnsi="Calibri" w:cs="Arial"/>
-          <w:sz w:val="20"/>
-          <w:szCs w:val="20"/>
-        </w:rPr>
-      </w:r>
-      <w:r>
-        <w:rPr>
-          <w:rFonts w:ascii="Calibri" w:eastAsia="Calibri" w:hAnsi="Calibri" w:cs="Arial"/>
-          <w:sz w:val="20"/>
-          <w:szCs w:val="20"/>
-        </w:rPr>
-      </w:r>
-      <w:r>
-        <w:rPr>
-          <w:rFonts w:ascii="Calibri" w:eastAsia="Calibri" w:hAnsi="Calibri" w:cs="Arial"/>
-          <w:sz w:val="20"/>
-          <w:szCs w:val="20"/>
-        </w:rPr>
-      </w:r>
-      <w:r>
-        <w:rPr>
-          <w:rFonts w:ascii="Calibri" w:eastAsia="Calibri" w:hAnsi="Calibri" w:cs="Arial"/>
-          <w:sz w:val="20"/>
-          <w:szCs w:val="20"/>
-        </w:rPr>
-      </w:r>
-      <w:r>
-        <w:rPr>
-          <w:rFonts w:ascii="Calibri" w:eastAsia="Calibri" w:hAnsi="Calibri" w:cs="Arial"/>
-          <w:sz w:val="20"/>
-          <w:szCs w:val="20"/>
-        </w:rPr>
-      </w:r>
-      <w:r>
-        <w:rPr>
-          <w:rFonts w:ascii="Calibri" w:eastAsia="Calibri" w:hAnsi="Calibri" w:cs="Arial"/>
-          <w:noProof/>
-          <w:sz w:val="20"/>
-          <w:szCs w:val="20"/>
-        </w:rPr>
-      </w:r>
-      <w:r>
-        <w:rPr>
-          <w:rFonts w:ascii="Calibri" w:eastAsia="Calibri" w:hAnsi="Calibri" w:cs="Arial"/>
-          <w:sz w:val="20"/>
-          <w:szCs w:val="20"/>
-        </w:rPr>
-      </w:r>
-      <w:r>
-        <w:rPr>
-          <w:rFonts w:ascii="Calibri" w:eastAsia="Calibri" w:hAnsi="Calibri" w:cs="Arial"/>
-          <w:sz w:val="20"/>
-          <w:szCs w:val="20"/>
-        </w:rPr>
       </w:r>
     </w:p>
     <w:p>
@@ -400,6 +217,7 @@
           <w:rFonts w:ascii="Calibri" w:eastAsia="Calibri" w:hAnsi="Calibri" w:cs="Arial"/>
           <w:sz w:val="20"/>
           <w:szCs w:val="20"/>
+          <w:lang w:val="en-GB"/>
         </w:rPr>
       </w:pPr>
     </w:p>
@@ -414,106 +232,17 @@
           <w:rFonts w:ascii="Calibri" w:eastAsia="Calibri" w:hAnsi="Calibri" w:cs="Arial"/>
           <w:sz w:val="20"/>
           <w:szCs w:val="20"/>
-        </w:rPr>
-      </w:pPr>
-      <w:r>
-        <w:rPr>
-          <w:rFonts w:ascii="Calibri" w:eastAsia="Calibri" w:hAnsi="Calibri" w:cs="Arial"/>
-          <w:sz w:val="20"/>
-          <w:szCs w:val="20"/>
+          <w:lang w:val="en-GB"/>
+        </w:rPr>
+      </w:pPr>
+      <w:r>
+        <w:rPr>
+          <w:rFonts w:ascii="Calibri" w:eastAsia="Calibri" w:hAnsi="Calibri" w:cs="Arial"/>
+          <w:sz w:val="20"/>
+          <w:szCs w:val="20"/>
+          <w:lang w:val="en-GB"/>
         </w:rPr>
         <w:t>Sapien elementum imperdiet duis cursus mi commodo cursus magna vel scelerisque nisl consectetur et tortor at risus viverra adipiscing at in tellus integer feugiat scelerisque varius morbi enim nunc faucibus a pellentesque sit amet porttitor eget dolor morbi non arcu.</w:t>
-      </w:r>
-      <w:r>
-        <w:rPr>
-          <w:rFonts w:ascii="Calibri" w:eastAsia="Calibri" w:hAnsi="Calibri" w:cs="Arial"/>
-          <w:sz w:val="20"/>
-          <w:szCs w:val="20"/>
-        </w:rPr>
-      </w:r>
-      <w:r>
-        <w:rPr>
-          <w:rFonts w:ascii="Calibri" w:eastAsia="Calibri" w:hAnsi="Calibri" w:cs="Arial"/>
-          <w:sz w:val="20"/>
-          <w:szCs w:val="20"/>
-        </w:rPr>
-      </w:r>
-      <w:r>
-        <w:rPr>
-          <w:rFonts w:ascii="Calibri" w:eastAsia="Calibri" w:hAnsi="Calibri" w:cs="Arial"/>
-          <w:sz w:val="20"/>
-          <w:szCs w:val="20"/>
-        </w:rPr>
-      </w:r>
-      <w:r>
-        <w:rPr>
-          <w:rFonts w:ascii="Calibri" w:eastAsia="Calibri" w:hAnsi="Calibri" w:cs="Arial"/>
-          <w:sz w:val="20"/>
-          <w:szCs w:val="20"/>
-        </w:rPr>
-      </w:r>
-      <w:r>
-        <w:rPr>
-          <w:rFonts w:ascii="Calibri" w:eastAsia="Calibri" w:hAnsi="Calibri" w:cs="Arial"/>
-          <w:sz w:val="20"/>
-          <w:szCs w:val="20"/>
-        </w:rPr>
-      </w:r>
-      <w:r>
-        <w:rPr>
-          <w:rFonts w:ascii="Calibri" w:eastAsia="Calibri" w:hAnsi="Calibri" w:cs="Arial"/>
-          <w:sz w:val="20"/>
-          <w:szCs w:val="20"/>
-        </w:rPr>
-      </w:r>
-      <w:r>
-        <w:rPr>
-          <w:rFonts w:ascii="Calibri" w:eastAsia="Calibri" w:hAnsi="Calibri" w:cs="Arial"/>
-          <w:sz w:val="20"/>
-          <w:szCs w:val="20"/>
-        </w:rPr>
-      </w:r>
-      <w:r>
-        <w:rPr>
-          <w:rFonts w:ascii="Calibri" w:eastAsia="Calibri" w:hAnsi="Calibri" w:cs="Arial"/>
-          <w:sz w:val="20"/>
-          <w:szCs w:val="20"/>
-        </w:rPr>
-      </w:r>
-      <w:r>
-        <w:rPr>
-          <w:rFonts w:ascii="Calibri" w:eastAsia="Calibri" w:hAnsi="Calibri" w:cs="Arial"/>
-          <w:sz w:val="20"/>
-          <w:szCs w:val="20"/>
-        </w:rPr>
-      </w:r>
-      <w:r>
-        <w:rPr>
-          <w:rFonts w:ascii="Calibri" w:eastAsia="Calibri" w:hAnsi="Calibri" w:cs="Arial"/>
-          <w:sz w:val="20"/>
-          <w:szCs w:val="20"/>
-        </w:rPr>
-      </w:r>
-      <w:r>
-        <w:rPr>
-          <w:rFonts w:ascii="Calibri" w:eastAsia="Calibri" w:hAnsi="Calibri" w:cs="Arial"/>
-          <w:sz w:val="20"/>
-          <w:szCs w:val="20"/>
-        </w:rPr>
-      </w:r>
-      <w:r>
-        <w:rPr>
-          <w:rFonts w:ascii="Calibri" w:eastAsia="Calibri" w:hAnsi="Calibri" w:cs="Arial"/>
-          <w:sz w:val="20"/>
-          <w:szCs w:val="20"/>
-        </w:rPr>
-      </w:r>
-      <w:r>
-        <w:rPr>
-          <w:rFonts w:ascii="Calibri" w:eastAsia="Calibri" w:hAnsi="Calibri" w:cs="Arial"/>
-          <w:sz w:val="20"/>
-          <w:szCs w:val="20"/>
-        </w:rPr>
       </w:r>
     </w:p>
     <w:p>
@@ -527,6 +256,7 @@
           <w:rFonts w:ascii="Calibri" w:eastAsia="Calibri" w:hAnsi="Calibri" w:cs="Arial"/>
           <w:sz w:val="20"/>
           <w:szCs w:val="20"/>
+          <w:lang w:val="en-GB"/>
         </w:rPr>
       </w:pPr>
     </w:p>
@@ -549,86 +279,28 @@
           <w:sz w:val="20"/>
           <w:szCs w:val="20"/>
         </w:rPr>
-        <w:t>Risus quis varius quam quisque {{data_inicio_contrato}} id diam vel {{data_fim_contrato}}</w:t>
+        <w:t>Risus quis varius quam quisque {{data_</w:t>
+      </w:r>
+      <w:proofErr w:type="gramStart"/>
+      <w:r>
+        <w:rPr>
+          <w:rFonts w:ascii="Calibri" w:eastAsia="Calibri" w:hAnsi="Calibri" w:cs="Arial"/>
+          <w:sz w:val="20"/>
+          <w:szCs w:val="20"/>
+        </w:rPr>
+        <w:t>inicio</w:t>
+      </w:r>
+      <w:proofErr w:type="gramEnd"/>
+      <w:r>
+        <w:rPr>
+          <w:rFonts w:ascii="Calibri" w:eastAsia="Calibri" w:hAnsi="Calibri" w:cs="Arial"/>
+          <w:sz w:val="20"/>
+          <w:szCs w:val="20"/>
+        </w:rPr>
+        <w:t>_contrato}} id diam vel {{data_fim_contrato}}</w:t>
       </w:r>
       <w:bookmarkStart w:id="0" w:name="Texto8"/>
-      <w:r>
-        <w:rPr>
-          <w:rFonts w:ascii="Calibri" w:eastAsia="Calibri" w:hAnsi="Calibri" w:cs="Arial"/>
-          <w:sz w:val="20"/>
-          <w:szCs w:val="20"/>
-        </w:rPr>
-      </w:r>
       <w:bookmarkEnd w:id="0"/>
-      <w:r>
-        <w:rPr>
-          <w:rFonts w:ascii="Calibri" w:eastAsia="Calibri" w:hAnsi="Calibri" w:cs="Arial"/>
-          <w:sz w:val="20"/>
-          <w:szCs w:val="20"/>
-        </w:rPr>
-      </w:r>
-      <w:proofErr w:type="spellStart"/>
-      <w:r>
-        <w:rPr>
-          <w:rFonts w:ascii="Calibri" w:eastAsia="Calibri" w:hAnsi="Calibri" w:cs="Arial"/>
-          <w:sz w:val="20"/>
-          <w:szCs w:val="20"/>
-        </w:rPr>
-      </w:r>
-      <w:proofErr w:type="gramStart"/>
-      <w:r>
-        <w:rPr>
-          <w:rFonts w:ascii="Calibri" w:eastAsia="Calibri" w:hAnsi="Calibri" w:cs="Arial"/>
-          <w:sz w:val="20"/>
-          <w:szCs w:val="20"/>
-        </w:rPr>
-      </w:r>
-      <w:proofErr w:type="gramEnd"/>
-      <w:r>
-        <w:rPr>
-          <w:rFonts w:ascii="Calibri" w:eastAsia="Calibri" w:hAnsi="Calibri" w:cs="Arial"/>
-          <w:sz w:val="20"/>
-          <w:szCs w:val="20"/>
-        </w:rPr>
-      </w:r>
-      <w:proofErr w:type="spellEnd"/>
-      <w:r>
-        <w:rPr>
-          <w:rFonts w:ascii="Calibri" w:eastAsia="Calibri" w:hAnsi="Calibri" w:cs="Arial"/>
-          <w:sz w:val="20"/>
-          <w:szCs w:val="20"/>
-        </w:rPr>
-      </w:r>
-      <w:r>
-        <w:rPr>
-          <w:rFonts w:ascii="Calibri" w:eastAsia="Calibri" w:hAnsi="Calibri" w:cs="Arial"/>
-          <w:sz w:val="20"/>
-          <w:szCs w:val="20"/>
-        </w:rPr>
-      </w:r>
-      <w:r>
-        <w:rPr>
-          <w:rFonts w:ascii="Calibri" w:eastAsia="Calibri" w:hAnsi="Calibri" w:cs="Arial"/>
-          <w:sz w:val="20"/>
-          <w:szCs w:val="20"/>
-        </w:rPr>
-      </w:r>
-      <w:proofErr w:type="spellStart"/>
-      <w:r>
-        <w:rPr>
-          <w:rFonts w:ascii="Calibri" w:eastAsia="Calibri" w:hAnsi="Calibri" w:cs="Arial"/>
-          <w:sz w:val="20"/>
-          <w:szCs w:val="20"/>
-        </w:rPr>
-      </w:r>
-      <w:proofErr w:type="spellEnd"/>
-      <w:r>
-        <w:rPr>
-          <w:rFonts w:ascii="Calibri" w:eastAsia="Calibri" w:hAnsi="Calibri" w:cs="Arial"/>
-          <w:sz w:val="20"/>
-          <w:szCs w:val="20"/>
-        </w:rPr>
-      </w:r>
     </w:p>
     <w:p>
       <w:pPr>
@@ -666,142 +338,6 @@
         </w:rPr>
         <w:t>Quam elementum pulvinar etiam non quam lacus suspendisse faucibus interdum posuere lorem ipsum lorem ipsum dolor sit amet consectetur adipiscing elit sed do eiusmod tempor incididunt ut labore.</w:t>
       </w:r>
-      <w:r>
-        <w:rPr>
-          <w:rFonts w:ascii="Calibri" w:eastAsia="Calibri" w:hAnsi="Calibri" w:cs="Arial"/>
-          <w:sz w:val="20"/>
-          <w:szCs w:val="20"/>
-        </w:rPr>
-      </w:r>
-      <w:r>
-        <w:rPr>
-          <w:rFonts w:ascii="Calibri" w:eastAsia="Calibri" w:hAnsi="Calibri" w:cs="Arial"/>
-          <w:sz w:val="20"/>
-          <w:szCs w:val="20"/>
-        </w:rPr>
-      </w:r>
-      <w:r>
-        <w:rPr>
-          <w:rFonts w:ascii="Calibri" w:eastAsia="Calibri" w:hAnsi="Calibri" w:cs="Arial"/>
-          <w:sz w:val="20"/>
-          <w:szCs w:val="20"/>
-        </w:rPr>
-      </w:r>
-      <w:r>
-        <w:rPr>
-          <w:rFonts w:ascii="Calibri" w:eastAsia="Calibri" w:hAnsi="Calibri" w:cs="Arial"/>
-          <w:sz w:val="20"/>
-          <w:szCs w:val="20"/>
-        </w:rPr>
-      </w:r>
-      <w:r>
-        <w:rPr>
-          <w:rFonts w:ascii="Calibri" w:eastAsia="Calibri" w:hAnsi="Calibri" w:cs="Arial"/>
-          <w:sz w:val="20"/>
-          <w:szCs w:val="20"/>
-        </w:rPr>
-      </w:r>
-      <w:r>
-        <w:rPr>
-          <w:rFonts w:ascii="Calibri" w:eastAsia="Calibri" w:hAnsi="Calibri" w:cs="Arial"/>
-          <w:sz w:val="20"/>
-          <w:szCs w:val="20"/>
-        </w:rPr>
-      </w:r>
-      <w:r>
-        <w:rPr>
-          <w:rFonts w:ascii="Calibri" w:eastAsia="Calibri" w:hAnsi="Calibri" w:cs="Arial"/>
-          <w:sz w:val="20"/>
-          <w:szCs w:val="20"/>
-        </w:rPr>
-      </w:r>
-      <w:r>
-        <w:rPr>
-          <w:rFonts w:ascii="Calibri" w:eastAsia="Calibri" w:hAnsi="Calibri" w:cs="Arial"/>
-          <w:sz w:val="20"/>
-          <w:szCs w:val="20"/>
-        </w:rPr>
-      </w:r>
-      <w:r>
-        <w:rPr>
-          <w:rFonts w:ascii="Calibri" w:eastAsia="Calibri" w:hAnsi="Calibri" w:cs="Arial"/>
-          <w:sz w:val="20"/>
-          <w:szCs w:val="20"/>
-        </w:rPr>
-      </w:r>
-      <w:r>
-        <w:rPr>
-          <w:rFonts w:ascii="Calibri" w:eastAsia="Calibri" w:hAnsi="Calibri" w:cs="Arial"/>
-          <w:sz w:val="20"/>
-          <w:szCs w:val="20"/>
-        </w:rPr>
-      </w:r>
-      <w:r>
-        <w:rPr>
-          <w:rFonts w:ascii="Calibri" w:eastAsia="Calibri" w:hAnsi="Calibri" w:cs="Arial"/>
-          <w:sz w:val="20"/>
-          <w:szCs w:val="20"/>
-        </w:rPr>
-      </w:r>
-      <w:r>
-        <w:rPr>
-          <w:rFonts w:ascii="Calibri" w:eastAsia="Calibri" w:hAnsi="Calibri" w:cs="Arial"/>
-          <w:sz w:val="20"/>
-          <w:szCs w:val="20"/>
-        </w:rPr>
-      </w:r>
-      <w:r>
-        <w:rPr>
-          <w:rFonts w:ascii="Calibri" w:eastAsia="Calibri" w:hAnsi="Calibri" w:cs="Arial"/>
-          <w:noProof/>
-          <w:sz w:val="20"/>
-          <w:szCs w:val="20"/>
-        </w:rPr>
-      </w:r>
-      <w:r>
-        <w:rPr>
-          <w:rFonts w:ascii="Calibri" w:eastAsia="Calibri" w:hAnsi="Calibri" w:cs="Arial"/>
-          <w:noProof/>
-          <w:sz w:val="20"/>
-          <w:szCs w:val="20"/>
-        </w:rPr>
-      </w:r>
-      <w:r>
-        <w:rPr>
-          <w:rFonts w:ascii="Calibri" w:eastAsia="Calibri" w:hAnsi="Calibri" w:cs="Arial"/>
-          <w:noProof/>
-          <w:sz w:val="20"/>
-          <w:szCs w:val="20"/>
-        </w:rPr>
-      </w:r>
-      <w:r>
-        <w:rPr>
-          <w:rFonts w:ascii="Calibri" w:eastAsia="Calibri" w:hAnsi="Calibri" w:cs="Arial"/>
-          <w:sz w:val="20"/>
-          <w:szCs w:val="20"/>
-        </w:rPr>
-      </w:r>
-      <w:r>
-        <w:rPr>
-          <w:rFonts w:ascii="Calibri" w:eastAsia="Calibri" w:hAnsi="Calibri" w:cs="Arial"/>
-          <w:sz w:val="20"/>
-          <w:szCs w:val="20"/>
-        </w:rPr>
-      </w:r>
-      <w:r>
-        <w:rPr>
-          <w:rFonts w:ascii="Calibri" w:eastAsia="Calibri" w:hAnsi="Calibri" w:cs="Arial"/>
-          <w:sz w:val="20"/>
-          <w:szCs w:val="20"/>
-        </w:rPr>
-      </w:r>
-      <w:r>
-        <w:rPr>
-          <w:rFonts w:ascii="Calibri" w:eastAsia="Calibri" w:hAnsi="Calibri" w:cs="Arial"/>
-          <w:sz w:val="20"/>
-          <w:szCs w:val="20"/>
-        </w:rPr>
-      </w:r>
     </w:p>
     <w:p>
       <w:pPr>
@@ -834,7 +370,7 @@
           <w:szCs w:val="20"/>
           <w:lang w:val="pt-PT"/>
         </w:rPr>
-        <w:t>Et dolore magna aliqua ut enim ad minim veniam quis nostrud exercitation {{profAAA}}ullamco, {{profBBB}} laboris {{profCCC}}nisi.</w:t>
+        <w:t>Et dolore magna aliqua ut enim ad minim veniam quis nostrud exercitation {{profAAA}}</w:t>
       </w:r>
       <w:r>
         <w:rPr>
@@ -843,6 +379,7 @@
           <w:szCs w:val="20"/>
           <w:lang w:val="pt-PT"/>
         </w:rPr>
+        <w:t xml:space="preserve"> </w:t>
       </w:r>
       <w:r>
         <w:rPr>
@@ -851,8 +388,8 @@
           <w:szCs w:val="20"/>
           <w:lang w:val="pt-PT"/>
         </w:rPr>
-      </w:r>
-      <w:proofErr w:type="spellStart"/>
+        <w:t>ullamco, {{profBBB}} laboris {{profCCC</w:t>
+      </w:r>
       <w:r>
         <w:rPr>
           <w:rFonts w:ascii="Calibri" w:eastAsia="Calibri" w:hAnsi="Calibri" w:cs="Arial"/>
@@ -860,8 +397,8 @@
           <w:szCs w:val="20"/>
           <w:lang w:val="pt-PT"/>
         </w:rPr>
-      </w:r>
-      <w:proofErr w:type="spellEnd"/>
+        <w:t>}} nisi</w:t>
+      </w:r>
       <w:r>
         <w:rPr>
           <w:rFonts w:ascii="Calibri" w:eastAsia="Calibri" w:hAnsi="Calibri" w:cs="Arial"/>
@@ -869,98 +406,7 @@
           <w:szCs w:val="20"/>
           <w:lang w:val="pt-PT"/>
         </w:rPr>
-      </w:r>
-      <w:r>
-        <w:rPr>
-          <w:rFonts w:ascii="Calibri" w:eastAsia="Calibri" w:hAnsi="Calibri" w:cs="Arial"/>
-          <w:sz w:val="20"/>
-          <w:szCs w:val="20"/>
-          <w:lang w:val="pt-PT"/>
-        </w:rPr>
-      </w:r>
-      <w:r>
-        <w:rPr>
-          <w:rFonts w:ascii="Calibri" w:eastAsia="Calibri" w:hAnsi="Calibri" w:cs="Arial"/>
-          <w:sz w:val="20"/>
-          <w:szCs w:val="20"/>
-          <w:lang w:val="pt-PT"/>
-        </w:rPr>
-      </w:r>
-      <w:proofErr w:type="spellStart"/>
-      <w:r>
-        <w:rPr>
-          <w:rFonts w:ascii="Calibri" w:eastAsia="Calibri" w:hAnsi="Calibri" w:cs="Arial"/>
-          <w:sz w:val="20"/>
-          <w:szCs w:val="20"/>
-          <w:lang w:val="pt-PT"/>
-        </w:rPr>
-      </w:r>
-      <w:r>
-        <w:rPr>
-          <w:rFonts w:ascii="Calibri" w:eastAsia="Calibri" w:hAnsi="Calibri" w:cs="Arial"/>
-          <w:sz w:val="20"/>
-          <w:szCs w:val="20"/>
-          <w:lang w:val="pt-PT"/>
-        </w:rPr>
-      </w:r>
-      <w:proofErr w:type="spellEnd"/>
-      <w:r>
-        <w:rPr>
-          <w:rFonts w:ascii="Calibri" w:eastAsia="Calibri" w:hAnsi="Calibri" w:cs="Arial"/>
-          <w:sz w:val="20"/>
-          <w:szCs w:val="20"/>
-          <w:lang w:val="pt-PT"/>
-        </w:rPr>
-      </w:r>
-      <w:r>
-        <w:rPr>
-          <w:rFonts w:ascii="Calibri" w:eastAsia="Calibri" w:hAnsi="Calibri" w:cs="Arial"/>
-          <w:sz w:val="20"/>
-          <w:szCs w:val="20"/>
-          <w:lang w:val="pt-PT"/>
-        </w:rPr>
-      </w:r>
-      <w:r>
-        <w:rPr>
-          <w:rFonts w:ascii="Calibri" w:eastAsia="Calibri" w:hAnsi="Calibri" w:cs="Arial"/>
-          <w:sz w:val="20"/>
-          <w:szCs w:val="20"/>
-          <w:lang w:val="pt-PT"/>
-        </w:rPr>
-      </w:r>
-      <w:proofErr w:type="spellStart"/>
-      <w:r>
-        <w:rPr>
-          <w:rFonts w:ascii="Calibri" w:eastAsia="Calibri" w:hAnsi="Calibri" w:cs="Arial"/>
-          <w:sz w:val="20"/>
-          <w:szCs w:val="20"/>
-          <w:lang w:val="pt-PT"/>
-        </w:rPr>
-      </w:r>
-      <w:r>
-        <w:rPr>
-          <w:rFonts w:ascii="Calibri" w:eastAsia="Calibri" w:hAnsi="Calibri" w:cs="Arial"/>
-          <w:sz w:val="20"/>
-          <w:szCs w:val="20"/>
-          <w:lang w:val="pt-PT"/>
-        </w:rPr>
-      </w:r>
-      <w:proofErr w:type="spellEnd"/>
-      <w:r>
-        <w:rPr>
-          <w:rFonts w:ascii="Calibri" w:eastAsia="Calibri" w:hAnsi="Calibri" w:cs="Arial"/>
-          <w:sz w:val="20"/>
-          <w:szCs w:val="20"/>
-          <w:lang w:val="pt-PT"/>
-        </w:rPr>
-      </w:r>
-      <w:r>
-        <w:rPr>
-          <w:rFonts w:ascii="Calibri" w:eastAsia="Calibri" w:hAnsi="Calibri" w:cs="Arial"/>
-          <w:sz w:val="20"/>
-          <w:szCs w:val="20"/>
-          <w:lang w:val="pt-PT"/>
-        </w:rPr>
+        <w:t>.</w:t>
       </w:r>
     </w:p>
     <w:p>
@@ -1001,100 +447,6 @@
         </w:rPr>
         <w:t>Ut aliquip ex ea commodo consequat duis aute irure dolor in reprehenderit in voluptate velit esse cillum dolore eu fugiat nulla pariatur excepteur sint occaecat cupidatat non proident {{profAAA}}sunt.</w:t>
       </w:r>
-      <w:r>
-        <w:rPr>
-          <w:rFonts w:ascii="Calibri" w:hAnsi="Calibri"/>
-          <w:color w:val="222222"/>
-          <w:sz w:val="20"/>
-          <w:szCs w:val="20"/>
-          <w:shd w:val="clear" w:color="auto" w:fill="FFFFFF"/>
-        </w:rPr>
-      </w:r>
-      <w:proofErr w:type="spellStart"/>
-      <w:r>
-        <w:rPr>
-          <w:rFonts w:ascii="Calibri" w:hAnsi="Calibri"/>
-          <w:color w:val="222222"/>
-          <w:sz w:val="20"/>
-          <w:szCs w:val="20"/>
-          <w:shd w:val="clear" w:color="auto" w:fill="FFFFFF"/>
-        </w:rPr>
-      </w:r>
-      <w:proofErr w:type="spellEnd"/>
-      <w:r>
-        <w:rPr>
-          <w:rFonts w:ascii="Calibri" w:hAnsi="Calibri"/>
-          <w:color w:val="222222"/>
-          <w:sz w:val="20"/>
-          <w:szCs w:val="20"/>
-          <w:shd w:val="clear" w:color="auto" w:fill="FFFFFF"/>
-        </w:rPr>
-      </w:r>
-      <w:r>
-        <w:rPr>
-          <w:rFonts w:ascii="Calibri" w:hAnsi="Calibri"/>
-          <w:color w:val="222222"/>
-          <w:sz w:val="20"/>
-          <w:szCs w:val="20"/>
-          <w:shd w:val="clear" w:color="auto" w:fill="FFFFFF"/>
-        </w:rPr>
-      </w:r>
-      <w:r>
-        <w:rPr>
-          <w:rFonts w:ascii="Calibri" w:hAnsi="Calibri"/>
-          <w:color w:val="222222"/>
-          <w:sz w:val="20"/>
-          <w:szCs w:val="20"/>
-          <w:shd w:val="clear" w:color="auto" w:fill="FFFFFF"/>
-        </w:rPr>
-      </w:r>
-      <w:r>
-        <w:rPr>
-          <w:rFonts w:ascii="Calibri" w:hAnsi="Calibri"/>
-          <w:color w:val="222222"/>
-          <w:sz w:val="20"/>
-          <w:szCs w:val="20"/>
-          <w:shd w:val="clear" w:color="auto" w:fill="FFFFFF"/>
-        </w:rPr>
-      </w:r>
-      <w:r>
-        <w:rPr>
-          <w:rFonts w:ascii="Calibri" w:hAnsi="Calibri"/>
-          <w:color w:val="222222"/>
-          <w:sz w:val="20"/>
-          <w:szCs w:val="20"/>
-          <w:shd w:val="clear" w:color="auto" w:fill="FFFFFF"/>
-        </w:rPr>
-      </w:r>
-      <w:proofErr w:type="spellStart"/>
-      <w:r>
-        <w:rPr>
-          <w:rFonts w:ascii="Calibri" w:hAnsi="Calibri"/>
-          <w:color w:val="222222"/>
-          <w:sz w:val="20"/>
-          <w:szCs w:val="20"/>
-          <w:shd w:val="clear" w:color="auto" w:fill="FFFFFF"/>
-        </w:rPr>
-      </w:r>
-      <w:proofErr w:type="spellEnd"/>
-      <w:r>
-        <w:rPr>
-          <w:rFonts w:ascii="Calibri" w:hAnsi="Calibri"/>
-          <w:color w:val="222222"/>
-          <w:sz w:val="20"/>
-          <w:szCs w:val="20"/>
-          <w:shd w:val="clear" w:color="auto" w:fill="FFFFFF"/>
-        </w:rPr>
-      </w:r>
-      <w:r>
-        <w:rPr>
-          <w:rFonts w:ascii="Calibri" w:hAnsi="Calibri"/>
-          <w:color w:val="222222"/>
-          <w:sz w:val="20"/>
-          <w:szCs w:val="20"/>
-          <w:shd w:val="clear" w:color="auto" w:fill="FFFFFF"/>
-        </w:rPr>
-      </w:r>
     </w:p>
     <w:p>
       <w:pPr>
@@ -1121,34 +473,18 @@
           <w:rFonts w:ascii="Calibri" w:eastAsia="Calibri" w:hAnsi="Calibri" w:cs="Arial"/>
           <w:sz w:val="20"/>
           <w:szCs w:val="20"/>
-        </w:rPr>
-      </w:pPr>
-      <w:r>
-        <w:rPr>
-          <w:rFonts w:ascii="Calibri" w:eastAsia="Calibri" w:hAnsi="Calibri" w:cs="Arial"/>
-          <w:sz w:val="20"/>
-          <w:szCs w:val="20"/>
+          <w:lang w:val="en-GB"/>
+        </w:rPr>
+      </w:pPr>
+      <w:r>
+        <w:rPr>
+          <w:rFonts w:ascii="Calibri" w:eastAsia="Calibri" w:hAnsi="Calibri" w:cs="Arial"/>
+          <w:sz w:val="20"/>
+          <w:szCs w:val="20"/>
+          <w:lang w:val="en-GB"/>
         </w:rPr>
         <w:t>In culpa qui officia deserunt mollit</w:t>
       </w:r>
-      <w:r>
-        <w:rPr>
-          <w:sz w:val="20"/>
-          <w:szCs w:val="20"/>
-        </w:rPr>
-      </w:r>
-      <w:r>
-        <w:rPr>
-          <w:sz w:val="20"/>
-          <w:szCs w:val="20"/>
-        </w:rPr>
-      </w:r>
-      <w:r>
-        <w:rPr>
-          <w:sz w:val="20"/>
-          <w:szCs w:val="20"/>
-        </w:rPr>
-      </w:r>
     </w:p>
     <w:p>
       <w:pPr>
@@ -1156,6 +492,7 @@
         <w:rPr>
           <w:rFonts w:ascii="Arial" w:hAnsi="Arial" w:cs="Arial"/>
           <w:sz w:val="18"/>
+          <w:lang w:val="en-GB"/>
         </w:rPr>
       </w:pPr>
     </w:p>
@@ -1165,6 +502,7 @@
         <w:rPr>
           <w:rFonts w:ascii="Arial" w:hAnsi="Arial" w:cs="Arial"/>
           <w:sz w:val="18"/>
+          <w:lang w:val="en-GB"/>
         </w:rPr>
       </w:pPr>
     </w:p>
@@ -1238,28 +576,12 @@
         </w:rPr>
         <w:t>{{profDDD}}</w:t>
       </w:r>
-      <w:proofErr w:type="spellStart"/>
-      <w:r>
-        <w:rPr>
-          <w:rFonts w:ascii="Calibri" w:eastAsia="Calibri" w:hAnsi="Calibri" w:cs="Arial"/>
-          <w:sz w:val="20"/>
-          <w:szCs w:val="20"/>
-        </w:rPr>
-      </w:r>
-      <w:proofErr w:type="spellEnd"/>
-      <w:r>
-        <w:rPr>
-          <w:rFonts w:ascii="Calibri" w:eastAsia="Calibri" w:hAnsi="Calibri" w:cs="Arial"/>
-          <w:sz w:val="20"/>
-          <w:szCs w:val="20"/>
-        </w:rPr>
-      </w:r>
     </w:p>
     <w:sectPr>
-      <w:headerReference w:type="default" r:id="rId7"/>
-      <w:footerReference w:type="default" r:id="rId8"/>
-      <w:headerReference w:type="even" r:id="rId9"/>
-      <w:footerReference w:type="even" r:id="rId10"/>
+      <w:headerReference w:type="even" r:id="rId7"/>
+      <w:headerReference w:type="default" r:id="rId8"/>
+      <w:footerReference w:type="even" r:id="rId9"/>
+      <w:footerReference w:type="default" r:id="rId10"/>
       <w:headerReference w:type="first" r:id="rId11"/>
       <w:footerReference w:type="first" r:id="rId12"/>
       <w:pgSz w:w="11906" w:h="16838"/>
@@ -1271,38 +593,64 @@
 </w:document>
 </file>
 
+<file path=word/endnotes.xml><?xml version="1.0" encoding="utf-8"?>
+<w:endnotes xmlns:wpc="http://schemas.microsoft.com/office/word/2010/wordprocessingCanvas" xmlns:cx="http://schemas.microsoft.com/office/drawing/2014/chartex" xmlns:cx1="http://schemas.microsoft.com/office/drawing/2015/9/8/chartex" xmlns:cx2="http://schemas.microsoft.com/office/drawing/2015/10/21/chartex" xmlns:cx3="http://schemas.microsoft.com/office/drawing/2016/5/9/chartex" xmlns:cx4="http://schemas.microsoft.com/office/drawing/2016/5/10/chartex" xmlns:cx5="http://schemas.microsoft.com/office/drawing/2016/5/11/chartex" xmlns:cx6="http://schemas.microsoft.com/office/drawing/2016/5/12/chartex" xmlns:cx7="http://schemas.microsoft.com/office/drawing/2016/5/13/chartex" xmlns:cx8="http://schemas.microsoft.com/office/drawing/2016/5/14/chartex" xmlns:mc="http://schemas.openxmlformats.org/markup-compatibility/2006" xmlns:aink="http://schemas.microsoft.com/office/drawing/2016/ink" xmlns:am3d="http://schemas.microsoft.com/office/drawing/2017/model3d" xmlns:o="urn:schemas-microsoft-com:office:office" xmlns:oel="http://schemas.microsoft.com/office/2019/extlst" xmlns:r="http://schemas.openxmlformats.org/officeDocument/2006/relationships" xmlns:m="http://schemas.openxmlformats.org/officeDocument/2006/math" xmlns:v="urn:schemas-microsoft-com:vml" xmlns:wp14="http://schemas.microsoft.com/office/word/2010/wordprocessingDrawing" xmlns:wp="http://schemas.openxmlformats.org/drawingml/2006/wordprocessingDrawing" xmlns:w10="urn:schemas-microsoft-com:office:word" xmlns:w="http://schemas.openxmlformats.org/wordprocessingml/2006/main" xmlns:w14="http://schemas.microsoft.com/office/word/2010/wordml" xmlns:w15="http://schemas.microsoft.com/office/word/2012/wordml" xmlns:w16cex="http://schemas.microsoft.com/office/word/2018/wordml/cex" xmlns:w16cid="http://schemas.microsoft.com/office/word/2016/wordml/cid" xmlns:w16="http://schemas.microsoft.com/office/word/2018/wordml" xmlns:w16du="http://schemas.microsoft.com/office/word/2023/wordml/word16du" xmlns:w16sdtdh="http://schemas.microsoft.com/office/word/2020/wordml/sdtdatahash" xmlns:w16sdtfl="http://schemas.microsoft.com/office/word/2024/wordml/sdtformatlock" xmlns:w16se="http://schemas.microsoft.com/office/word/2015/wordml/symex" xmlns:wpg="http://schemas.microsoft.com/office/word/2010/wordprocessingGroup" xmlns:wpi="http://schemas.microsoft.com/office/word/2010/wordprocessingInk" xmlns:wne="http://schemas.microsoft.com/office/word/2006/wordml" xmlns:wps="http://schemas.microsoft.com/office/word/2010/wordprocessingShape" mc:Ignorable="w14 w15 w16se w16cid w16 w16cex w16sdtdh w16sdtfl w16du wp14">
+  <w:endnote w:type="separator" w:id="-1">
+    <w:p>
+      <w:r>
+        <w:separator/>
+      </w:r>
+    </w:p>
+  </w:endnote>
+  <w:endnote w:type="continuationSeparator" w:id="0">
+    <w:p>
+      <w:r>
+        <w:continuationSeparator/>
+      </w:r>
+    </w:p>
+  </w:endnote>
+</w:endnotes>
+</file>
+
 <file path=word/footer1.xml><?xml version="1.0" encoding="utf-8"?>
-<w:ftr xmlns:m="http://schemas.openxmlformats.org/officeDocument/2006/math" xmlns:mc="http://schemas.openxmlformats.org/markup-compatibility/2006" xmlns:mo="http://schemas.microsoft.com/office/mac/office/2008/main" xmlns:mv="urn:schemas-microsoft-com:mac:vml" xmlns:o="urn:schemas-microsoft-com:office:office" xmlns:r="http://schemas.openxmlformats.org/officeDocument/2006/relationships" xmlns:v="urn:schemas-microsoft-com:vml" xmlns:w10="urn:schemas-microsoft-com:office:word" xmlns:w14="http://schemas.microsoft.com/office/word/2010/wordml" xmlns:w="http://schemas.openxmlformats.org/wordprocessingml/2006/main" xmlns:wne="http://schemas.microsoft.com/office/word/2006/wordml" xmlns:wp14="http://schemas.microsoft.com/office/word/2010/wordprocessingDrawing" xmlns:wp="http://schemas.openxmlformats.org/drawingml/2006/wordprocessingDrawing" xmlns:wpc="http://schemas.microsoft.com/office/word/2010/wordprocessingCanvas" xmlns:wpg="http://schemas.microsoft.com/office/word/2010/wordprocessingGroup" xmlns:wpi="http://schemas.microsoft.com/office/word/2010/wordprocessingInk" xmlns:wps="http://schemas.microsoft.com/office/word/2010/wordprocessingShape" mc:Ignorable="w14 wp14">
-  <w:p>
-    <w:pPr>
-      <w:pStyle w:val="Footer"/>
-    </w:pPr>
-  </w:p>
+<w:ftr xmlns:wpc="http://schemas.microsoft.com/office/word/2010/wordprocessingCanvas" xmlns:cx="http://schemas.microsoft.com/office/drawing/2014/chartex" xmlns:cx1="http://schemas.microsoft.com/office/drawing/2015/9/8/chartex" xmlns:cx2="http://schemas.microsoft.com/office/drawing/2015/10/21/chartex" xmlns:cx3="http://schemas.microsoft.com/office/drawing/2016/5/9/chartex" xmlns:cx4="http://schemas.microsoft.com/office/drawing/2016/5/10/chartex" xmlns:cx5="http://schemas.microsoft.com/office/drawing/2016/5/11/chartex" xmlns:cx6="http://schemas.microsoft.com/office/drawing/2016/5/12/chartex" xmlns:cx7="http://schemas.microsoft.com/office/drawing/2016/5/13/chartex" xmlns:cx8="http://schemas.microsoft.com/office/drawing/2016/5/14/chartex" xmlns:mc="http://schemas.openxmlformats.org/markup-compatibility/2006" xmlns:aink="http://schemas.microsoft.com/office/drawing/2016/ink" xmlns:am3d="http://schemas.microsoft.com/office/drawing/2017/model3d" xmlns:o="urn:schemas-microsoft-com:office:office" xmlns:oel="http://schemas.microsoft.com/office/2019/extlst" xmlns:r="http://schemas.openxmlformats.org/officeDocument/2006/relationships" xmlns:m="http://schemas.openxmlformats.org/officeDocument/2006/math" xmlns:v="urn:schemas-microsoft-com:vml" xmlns:wp14="http://schemas.microsoft.com/office/word/2010/wordprocessingDrawing" xmlns:wp="http://schemas.openxmlformats.org/drawingml/2006/wordprocessingDrawing" xmlns:w10="urn:schemas-microsoft-com:office:word" xmlns:w="http://schemas.openxmlformats.org/wordprocessingml/2006/main" xmlns:w14="http://schemas.microsoft.com/office/word/2010/wordml" xmlns:w15="http://schemas.microsoft.com/office/word/2012/wordml" xmlns:w16cex="http://schemas.microsoft.com/office/word/2018/wordml/cex" xmlns:w16cid="http://schemas.microsoft.com/office/word/2016/wordml/cid" xmlns:w16="http://schemas.microsoft.com/office/word/2018/wordml" xmlns:w16du="http://schemas.microsoft.com/office/word/2023/wordml/word16du" xmlns:w16sdtdh="http://schemas.microsoft.com/office/word/2020/wordml/sdtdatahash" xmlns:w16sdtfl="http://schemas.microsoft.com/office/word/2024/wordml/sdtformatlock" xmlns:w16se="http://schemas.microsoft.com/office/word/2015/wordml/symex" xmlns:wpg="http://schemas.microsoft.com/office/word/2010/wordprocessingGroup" xmlns:wpi="http://schemas.microsoft.com/office/word/2010/wordprocessingInk" xmlns:wne="http://schemas.microsoft.com/office/word/2006/wordml" xmlns:wps="http://schemas.microsoft.com/office/word/2010/wordprocessingShape" mc:Ignorable="w14 w15 w16se w16cid w16 w16cex w16sdtdh w16sdtfl w16du wp14">
+  <w:p/>
 </w:ftr>
 </file>
 
 <file path=word/footer2.xml><?xml version="1.0" encoding="utf-8"?>
-<w:ftr xmlns:m="http://schemas.openxmlformats.org/officeDocument/2006/math" xmlns:mc="http://schemas.openxmlformats.org/markup-compatibility/2006" xmlns:mo="http://schemas.microsoft.com/office/mac/office/2008/main" xmlns:mv="urn:schemas-microsoft-com:mac:vml" xmlns:o="urn:schemas-microsoft-com:office:office" xmlns:r="http://schemas.openxmlformats.org/officeDocument/2006/relationships" xmlns:v="urn:schemas-microsoft-com:vml" xmlns:w10="urn:schemas-microsoft-com:office:word" xmlns:w14="http://schemas.microsoft.com/office/word/2010/wordml" xmlns:w="http://schemas.openxmlformats.org/wordprocessingml/2006/main" xmlns:wne="http://schemas.microsoft.com/office/word/2006/wordml" xmlns:wp14="http://schemas.microsoft.com/office/word/2010/wordprocessingDrawing" xmlns:wp="http://schemas.openxmlformats.org/drawingml/2006/wordprocessingDrawing" xmlns:wpc="http://schemas.microsoft.com/office/word/2010/wordprocessingCanvas" xmlns:wpg="http://schemas.microsoft.com/office/word/2010/wordprocessingGroup" xmlns:wpi="http://schemas.microsoft.com/office/word/2010/wordprocessingInk" xmlns:wps="http://schemas.microsoft.com/office/word/2010/wordprocessingShape" mc:Ignorable="w14 wp14">
-  <w:p>
-    <w:pPr>
-      <w:pStyle w:val="Footer"/>
-    </w:pPr>
-  </w:p>
+<w:ftr xmlns:wpc="http://schemas.microsoft.com/office/word/2010/wordprocessingCanvas" xmlns:cx="http://schemas.microsoft.com/office/drawing/2014/chartex" xmlns:cx1="http://schemas.microsoft.com/office/drawing/2015/9/8/chartex" xmlns:cx2="http://schemas.microsoft.com/office/drawing/2015/10/21/chartex" xmlns:cx3="http://schemas.microsoft.com/office/drawing/2016/5/9/chartex" xmlns:cx4="http://schemas.microsoft.com/office/drawing/2016/5/10/chartex" xmlns:cx5="http://schemas.microsoft.com/office/drawing/2016/5/11/chartex" xmlns:cx6="http://schemas.microsoft.com/office/drawing/2016/5/12/chartex" xmlns:cx7="http://schemas.microsoft.com/office/drawing/2016/5/13/chartex" xmlns:cx8="http://schemas.microsoft.com/office/drawing/2016/5/14/chartex" xmlns:mc="http://schemas.openxmlformats.org/markup-compatibility/2006" xmlns:aink="http://schemas.microsoft.com/office/drawing/2016/ink" xmlns:am3d="http://schemas.microsoft.com/office/drawing/2017/model3d" xmlns:o="urn:schemas-microsoft-com:office:office" xmlns:oel="http://schemas.microsoft.com/office/2019/extlst" xmlns:r="http://schemas.openxmlformats.org/officeDocument/2006/relationships" xmlns:m="http://schemas.openxmlformats.org/officeDocument/2006/math" xmlns:v="urn:schemas-microsoft-com:vml" xmlns:wp14="http://schemas.microsoft.com/office/word/2010/wordprocessingDrawing" xmlns:wp="http://schemas.openxmlformats.org/drawingml/2006/wordprocessingDrawing" xmlns:w10="urn:schemas-microsoft-com:office:word" xmlns:w="http://schemas.openxmlformats.org/wordprocessingml/2006/main" xmlns:w14="http://schemas.microsoft.com/office/word/2010/wordml" xmlns:w15="http://schemas.microsoft.com/office/word/2012/wordml" xmlns:w16cex="http://schemas.microsoft.com/office/word/2018/wordml/cex" xmlns:w16cid="http://schemas.microsoft.com/office/word/2016/wordml/cid" xmlns:w16="http://schemas.microsoft.com/office/word/2018/wordml" xmlns:w16du="http://schemas.microsoft.com/office/word/2023/wordml/word16du" xmlns:w16sdtdh="http://schemas.microsoft.com/office/word/2020/wordml/sdtdatahash" xmlns:w16sdtfl="http://schemas.microsoft.com/office/word/2024/wordml/sdtformatlock" xmlns:w16se="http://schemas.microsoft.com/office/word/2015/wordml/symex" xmlns:wpg="http://schemas.microsoft.com/office/word/2010/wordprocessingGroup" xmlns:wpi="http://schemas.microsoft.com/office/word/2010/wordprocessingInk" xmlns:wne="http://schemas.microsoft.com/office/word/2006/wordml" xmlns:wps="http://schemas.microsoft.com/office/word/2010/wordprocessingShape" mc:Ignorable="w14 w15 w16se w16cid w16 w16cex w16sdtdh w16sdtfl w16du wp14">
+  <w:p/>
 </w:ftr>
 </file>
 
 <file path=word/footer3.xml><?xml version="1.0" encoding="utf-8"?>
-<w:ftr xmlns:m="http://schemas.openxmlformats.org/officeDocument/2006/math" xmlns:mc="http://schemas.openxmlformats.org/markup-compatibility/2006" xmlns:mo="http://schemas.microsoft.com/office/mac/office/2008/main" xmlns:mv="urn:schemas-microsoft-com:mac:vml" xmlns:o="urn:schemas-microsoft-com:office:office" xmlns:r="http://schemas.openxmlformats.org/officeDocument/2006/relationships" xmlns:v="urn:schemas-microsoft-com:vml" xmlns:w10="urn:schemas-microsoft-com:office:word" xmlns:w14="http://schemas.microsoft.com/office/word/2010/wordml" xmlns:w="http://schemas.openxmlformats.org/wordprocessingml/2006/main" xmlns:wne="http://schemas.microsoft.com/office/word/2006/wordml" xmlns:wp14="http://schemas.microsoft.com/office/word/2010/wordprocessingDrawing" xmlns:wp="http://schemas.openxmlformats.org/drawingml/2006/wordprocessingDrawing" xmlns:wpc="http://schemas.microsoft.com/office/word/2010/wordprocessingCanvas" xmlns:wpg="http://schemas.microsoft.com/office/word/2010/wordprocessingGroup" xmlns:wpi="http://schemas.microsoft.com/office/word/2010/wordprocessingInk" xmlns:wps="http://schemas.microsoft.com/office/word/2010/wordprocessingShape" mc:Ignorable="w14 wp14">
-  <w:p>
-    <w:pPr>
-      <w:pStyle w:val="Footer"/>
-    </w:pPr>
-  </w:p>
+<w:ftr xmlns:wpc="http://schemas.microsoft.com/office/word/2010/wordprocessingCanvas" xmlns:cx="http://schemas.microsoft.com/office/drawing/2014/chartex" xmlns:cx1="http://schemas.microsoft.com/office/drawing/2015/9/8/chartex" xmlns:cx2="http://schemas.microsoft.com/office/drawing/2015/10/21/chartex" xmlns:cx3="http://schemas.microsoft.com/office/drawing/2016/5/9/chartex" xmlns:cx4="http://schemas.microsoft.com/office/drawing/2016/5/10/chartex" xmlns:cx5="http://schemas.microsoft.com/office/drawing/2016/5/11/chartex" xmlns:cx6="http://schemas.microsoft.com/office/drawing/2016/5/12/chartex" xmlns:cx7="http://schemas.microsoft.com/office/drawing/2016/5/13/chartex" xmlns:cx8="http://schemas.microsoft.com/office/drawing/2016/5/14/chartex" xmlns:mc="http://schemas.openxmlformats.org/markup-compatibility/2006" xmlns:aink="http://schemas.microsoft.com/office/drawing/2016/ink" xmlns:am3d="http://schemas.microsoft.com/office/drawing/2017/model3d" xmlns:o="urn:schemas-microsoft-com:office:office" xmlns:oel="http://schemas.microsoft.com/office/2019/extlst" xmlns:r="http://schemas.openxmlformats.org/officeDocument/2006/relationships" xmlns:m="http://schemas.openxmlformats.org/officeDocument/2006/math" xmlns:v="urn:schemas-microsoft-com:vml" xmlns:wp14="http://schemas.microsoft.com/office/word/2010/wordprocessingDrawing" xmlns:wp="http://schemas.openxmlformats.org/drawingml/2006/wordprocessingDrawing" xmlns:w10="urn:schemas-microsoft-com:office:word" xmlns:w="http://schemas.openxmlformats.org/wordprocessingml/2006/main" xmlns:w14="http://schemas.microsoft.com/office/word/2010/wordml" xmlns:w15="http://schemas.microsoft.com/office/word/2012/wordml" xmlns:w16cex="http://schemas.microsoft.com/office/word/2018/wordml/cex" xmlns:w16cid="http://schemas.microsoft.com/office/word/2016/wordml/cid" xmlns:w16="http://schemas.microsoft.com/office/word/2018/wordml" xmlns:w16du="http://schemas.microsoft.com/office/word/2023/wordml/word16du" xmlns:w16sdtdh="http://schemas.microsoft.com/office/word/2020/wordml/sdtdatahash" xmlns:w16sdtfl="http://schemas.microsoft.com/office/word/2024/wordml/sdtformatlock" xmlns:w16se="http://schemas.microsoft.com/office/word/2015/wordml/symex" xmlns:wpg="http://schemas.microsoft.com/office/word/2010/wordprocessingGroup" xmlns:wpi="http://schemas.microsoft.com/office/word/2010/wordprocessingInk" xmlns:wne="http://schemas.microsoft.com/office/word/2006/wordml" xmlns:wps="http://schemas.microsoft.com/office/word/2010/wordprocessingShape" mc:Ignorable="w14 w15 w16se w16cid w16 w16cex w16sdtdh w16sdtfl w16du wp14">
+  <w:p/>
 </w:ftr>
 </file>
 
+<file path=word/footnotes.xml><?xml version="1.0" encoding="utf-8"?>
+<w:footnotes xmlns:wpc="http://schemas.microsoft.com/office/word/2010/wordprocessingCanvas" xmlns:cx="http://schemas.microsoft.com/office/drawing/2014/chartex" xmlns:cx1="http://schemas.microsoft.com/office/drawing/2015/9/8/chartex" xmlns:cx2="http://schemas.microsoft.com/office/drawing/2015/10/21/chartex" xmlns:cx3="http://schemas.microsoft.com/office/drawing/2016/5/9/chartex" xmlns:cx4="http://schemas.microsoft.com/office/drawing/2016/5/10/chartex" xmlns:cx5="http://schemas.microsoft.com/office/drawing/2016/5/11/chartex" xmlns:cx6="http://schemas.microsoft.com/office/drawing/2016/5/12/chartex" xmlns:cx7="http://schemas.microsoft.com/office/drawing/2016/5/13/chartex" xmlns:cx8="http://schemas.microsoft.com/office/drawing/2016/5/14/chartex" xmlns:mc="http://schemas.openxmlformats.org/markup-compatibility/2006" xmlns:aink="http://schemas.microsoft.com/office/drawing/2016/ink" xmlns:am3d="http://schemas.microsoft.com/office/drawing/2017/model3d" xmlns:o="urn:schemas-microsoft-com:office:office" xmlns:oel="http://schemas.microsoft.com/office/2019/extlst" xmlns:r="http://schemas.openxmlformats.org/officeDocument/2006/relationships" xmlns:m="http://schemas.openxmlformats.org/officeDocument/2006/math" xmlns:v="urn:schemas-microsoft-com:vml" xmlns:wp14="http://schemas.microsoft.com/office/word/2010/wordprocessingDrawing" xmlns:wp="http://schemas.openxmlformats.org/drawingml/2006/wordprocessingDrawing" xmlns:w10="urn:schemas-microsoft-com:office:word" xmlns:w="http://schemas.openxmlformats.org/wordprocessingml/2006/main" xmlns:w14="http://schemas.microsoft.com/office/word/2010/wordml" xmlns:w15="http://schemas.microsoft.com/office/word/2012/wordml" xmlns:w16cex="http://schemas.microsoft.com/office/word/2018/wordml/cex" xmlns:w16cid="http://schemas.microsoft.com/office/word/2016/wordml/cid" xmlns:w16="http://schemas.microsoft.com/office/word/2018/wordml" xmlns:w16du="http://schemas.microsoft.com/office/word/2023/wordml/word16du" xmlns:w16sdtdh="http://schemas.microsoft.com/office/word/2020/wordml/sdtdatahash" xmlns:w16sdtfl="http://schemas.microsoft.com/office/word/2024/wordml/sdtformatlock" xmlns:w16se="http://schemas.microsoft.com/office/word/2015/wordml/symex" xmlns:wpg="http://schemas.microsoft.com/office/word/2010/wordprocessingGroup" xmlns:wpi="http://schemas.microsoft.com/office/word/2010/wordprocessingInk" xmlns:wne="http://schemas.microsoft.com/office/word/2006/wordml" xmlns:wps="http://schemas.microsoft.com/office/word/2010/wordprocessingShape" mc:Ignorable="w14 w15 w16se w16cid w16 w16cex w16sdtdh w16sdtfl w16du wp14">
+  <w:footnote w:type="separator" w:id="-1">
+    <w:p>
+      <w:r>
+        <w:separator/>
+      </w:r>
+    </w:p>
+  </w:footnote>
+  <w:footnote w:type="continuationSeparator" w:id="0">
+    <w:p>
+      <w:r>
+        <w:continuationSeparator/>
+      </w:r>
+    </w:p>
+  </w:footnote>
+</w:footnotes>
+</file>
+
 <file path=word/header1.xml><?xml version="1.0" encoding="utf-8"?>
-<w:hdr xmlns:m="http://schemas.openxmlformats.org/officeDocument/2006/math" xmlns:mc="http://schemas.openxmlformats.org/markup-compatibility/2006" xmlns:mo="http://schemas.microsoft.com/office/mac/office/2008/main" xmlns:mv="urn:schemas-microsoft-com:mac:vml" xmlns:o="urn:schemas-microsoft-com:office:office" xmlns:r="http://schemas.openxmlformats.org/officeDocument/2006/relationships" xmlns:v="urn:schemas-microsoft-com:vml" xmlns:w10="urn:schemas-microsoft-com:office:word" xmlns:w14="http://schemas.microsoft.com/office/word/2010/wordml" xmlns:w="http://schemas.openxmlformats.org/wordprocessingml/2006/main" xmlns:wne="http://schemas.microsoft.com/office/word/2006/wordml" xmlns:wp14="http://schemas.microsoft.com/office/word/2010/wordprocessingDrawing" xmlns:wp="http://schemas.openxmlformats.org/drawingml/2006/wordprocessingDrawing" xmlns:wpc="http://schemas.microsoft.com/office/word/2010/wordprocessingCanvas" xmlns:wpg="http://schemas.microsoft.com/office/word/2010/wordprocessingGroup" xmlns:wpi="http://schemas.microsoft.com/office/word/2010/wordprocessingInk" xmlns:wps="http://schemas.microsoft.com/office/word/2010/wordprocessingShape" mc:Ignorable="w14 wp14">
+<w:hdr xmlns:wpc="http://schemas.microsoft.com/office/word/2010/wordprocessingCanvas" xmlns:cx="http://schemas.microsoft.com/office/drawing/2014/chartex" xmlns:cx1="http://schemas.microsoft.com/office/drawing/2015/9/8/chartex" xmlns:cx2="http://schemas.microsoft.com/office/drawing/2015/10/21/chartex" xmlns:cx3="http://schemas.microsoft.com/office/drawing/2016/5/9/chartex" xmlns:cx4="http://schemas.microsoft.com/office/drawing/2016/5/10/chartex" xmlns:cx5="http://schemas.microsoft.com/office/drawing/2016/5/11/chartex" xmlns:cx6="http://schemas.microsoft.com/office/drawing/2016/5/12/chartex" xmlns:cx7="http://schemas.microsoft.com/office/drawing/2016/5/13/chartex" xmlns:cx8="http://schemas.microsoft.com/office/drawing/2016/5/14/chartex" xmlns:mc="http://schemas.openxmlformats.org/markup-compatibility/2006" xmlns:aink="http://schemas.microsoft.com/office/drawing/2016/ink" xmlns:am3d="http://schemas.microsoft.com/office/drawing/2017/model3d" xmlns:o="urn:schemas-microsoft-com:office:office" xmlns:oel="http://schemas.microsoft.com/office/2019/extlst" xmlns:r="http://schemas.openxmlformats.org/officeDocument/2006/relationships" xmlns:m="http://schemas.openxmlformats.org/officeDocument/2006/math" xmlns:v="urn:schemas-microsoft-com:vml" xmlns:wp14="http://schemas.microsoft.com/office/word/2010/wordprocessingDrawing" xmlns:wp="http://schemas.openxmlformats.org/drawingml/2006/wordprocessingDrawing" xmlns:w10="urn:schemas-microsoft-com:office:word" xmlns:w="http://schemas.openxmlformats.org/wordprocessingml/2006/main" xmlns:w14="http://schemas.microsoft.com/office/word/2010/wordml" xmlns:w15="http://schemas.microsoft.com/office/word/2012/wordml" xmlns:w16cex="http://schemas.microsoft.com/office/word/2018/wordml/cex" xmlns:w16cid="http://schemas.microsoft.com/office/word/2016/wordml/cid" xmlns:w16="http://schemas.microsoft.com/office/word/2018/wordml" xmlns:w16du="http://schemas.microsoft.com/office/word/2023/wordml/word16du" xmlns:w16sdtdh="http://schemas.microsoft.com/office/word/2020/wordml/sdtdatahash" xmlns:w16sdtfl="http://schemas.microsoft.com/office/word/2024/wordml/sdtformatlock" xmlns:w16se="http://schemas.microsoft.com/office/word/2015/wordml/symex" xmlns:wpg="http://schemas.microsoft.com/office/word/2010/wordprocessingGroup" xmlns:wpi="http://schemas.microsoft.com/office/word/2010/wordprocessingInk" xmlns:wne="http://schemas.microsoft.com/office/word/2006/wordml" xmlns:wps="http://schemas.microsoft.com/office/word/2010/wordprocessingShape" mc:Ignorable="w14 w15 w16se w16cid w16 w16cex w16sdtdh w16sdtfl w16du wp14">
   <w:p>
     <w:pPr>
       <w:pStyle w:val="Header"/>
@@ -1312,7 +660,7 @@
 </file>
 
 <file path=word/header2.xml><?xml version="1.0" encoding="utf-8"?>
-<w:hdr xmlns:m="http://schemas.openxmlformats.org/officeDocument/2006/math" xmlns:mc="http://schemas.openxmlformats.org/markup-compatibility/2006" xmlns:mo="http://schemas.microsoft.com/office/mac/office/2008/main" xmlns:mv="urn:schemas-microsoft-com:mac:vml" xmlns:o="urn:schemas-microsoft-com:office:office" xmlns:r="http://schemas.openxmlformats.org/officeDocument/2006/relationships" xmlns:v="urn:schemas-microsoft-com:vml" xmlns:w10="urn:schemas-microsoft-com:office:word" xmlns:w14="http://schemas.microsoft.com/office/word/2010/wordml" xmlns:w="http://schemas.openxmlformats.org/wordprocessingml/2006/main" xmlns:wne="http://schemas.microsoft.com/office/word/2006/wordml" xmlns:wp14="http://schemas.microsoft.com/office/word/2010/wordprocessingDrawing" xmlns:wp="http://schemas.openxmlformats.org/drawingml/2006/wordprocessingDrawing" xmlns:wpc="http://schemas.microsoft.com/office/word/2010/wordprocessingCanvas" xmlns:wpg="http://schemas.microsoft.com/office/word/2010/wordprocessingGroup" xmlns:wpi="http://schemas.microsoft.com/office/word/2010/wordprocessingInk" xmlns:wps="http://schemas.microsoft.com/office/word/2010/wordprocessingShape" mc:Ignorable="w14 wp14">
+<w:hdr xmlns:wpc="http://schemas.microsoft.com/office/word/2010/wordprocessingCanvas" xmlns:cx="http://schemas.microsoft.com/office/drawing/2014/chartex" xmlns:cx1="http://schemas.microsoft.com/office/drawing/2015/9/8/chartex" xmlns:cx2="http://schemas.microsoft.com/office/drawing/2015/10/21/chartex" xmlns:cx3="http://schemas.microsoft.com/office/drawing/2016/5/9/chartex" xmlns:cx4="http://schemas.microsoft.com/office/drawing/2016/5/10/chartex" xmlns:cx5="http://schemas.microsoft.com/office/drawing/2016/5/11/chartex" xmlns:cx6="http://schemas.microsoft.com/office/drawing/2016/5/12/chartex" xmlns:cx7="http://schemas.microsoft.com/office/drawing/2016/5/13/chartex" xmlns:cx8="http://schemas.microsoft.com/office/drawing/2016/5/14/chartex" xmlns:mc="http://schemas.openxmlformats.org/markup-compatibility/2006" xmlns:aink="http://schemas.microsoft.com/office/drawing/2016/ink" xmlns:am3d="http://schemas.microsoft.com/office/drawing/2017/model3d" xmlns:o="urn:schemas-microsoft-com:office:office" xmlns:oel="http://schemas.microsoft.com/office/2019/extlst" xmlns:r="http://schemas.openxmlformats.org/officeDocument/2006/relationships" xmlns:m="http://schemas.openxmlformats.org/officeDocument/2006/math" xmlns:v="urn:schemas-microsoft-com:vml" xmlns:wp14="http://schemas.microsoft.com/office/word/2010/wordprocessingDrawing" xmlns:wp="http://schemas.openxmlformats.org/drawingml/2006/wordprocessingDrawing" xmlns:w10="urn:schemas-microsoft-com:office:word" xmlns:w="http://schemas.openxmlformats.org/wordprocessingml/2006/main" xmlns:w14="http://schemas.microsoft.com/office/word/2010/wordml" xmlns:w15="http://schemas.microsoft.com/office/word/2012/wordml" xmlns:w16cex="http://schemas.microsoft.com/office/word/2018/wordml/cex" xmlns:w16cid="http://schemas.microsoft.com/office/word/2016/wordml/cid" xmlns:w16="http://schemas.microsoft.com/office/word/2018/wordml" xmlns:w16du="http://schemas.microsoft.com/office/word/2023/wordml/word16du" xmlns:w16sdtdh="http://schemas.microsoft.com/office/word/2020/wordml/sdtdatahash" xmlns:w16sdtfl="http://schemas.microsoft.com/office/word/2024/wordml/sdtformatlock" xmlns:w16se="http://schemas.microsoft.com/office/word/2015/wordml/symex" xmlns:wpg="http://schemas.microsoft.com/office/word/2010/wordprocessingGroup" xmlns:wpi="http://schemas.microsoft.com/office/word/2010/wordprocessingInk" xmlns:wne="http://schemas.microsoft.com/office/word/2006/wordml" xmlns:wps="http://schemas.microsoft.com/office/word/2010/wordprocessingShape" mc:Ignorable="w14 w15 w16se w16cid w16 w16cex w16sdtdh w16sdtfl w16du wp14">
   <w:p>
     <w:pPr>
       <w:pStyle w:val="Header"/>
@@ -1322,7 +670,7 @@
 </file>
 
 <file path=word/header3.xml><?xml version="1.0" encoding="utf-8"?>
-<w:hdr xmlns:m="http://schemas.openxmlformats.org/officeDocument/2006/math" xmlns:mc="http://schemas.openxmlformats.org/markup-compatibility/2006" xmlns:mo="http://schemas.microsoft.com/office/mac/office/2008/main" xmlns:mv="urn:schemas-microsoft-com:mac:vml" xmlns:o="urn:schemas-microsoft-com:office:office" xmlns:r="http://schemas.openxmlformats.org/officeDocument/2006/relationships" xmlns:v="urn:schemas-microsoft-com:vml" xmlns:w10="urn:schemas-microsoft-com:office:word" xmlns:w14="http://schemas.microsoft.com/office/word/2010/wordml" xmlns:w="http://schemas.openxmlformats.org/wordprocessingml/2006/main" xmlns:wne="http://schemas.microsoft.com/office/word/2006/wordml" xmlns:wp14="http://schemas.microsoft.com/office/word/2010/wordprocessingDrawing" xmlns:wp="http://schemas.openxmlformats.org/drawingml/2006/wordprocessingDrawing" xmlns:wpc="http://schemas.microsoft.com/office/word/2010/wordprocessingCanvas" xmlns:wpg="http://schemas.microsoft.com/office/word/2010/wordprocessingGroup" xmlns:wpi="http://schemas.microsoft.com/office/word/2010/wordprocessingInk" xmlns:wps="http://schemas.microsoft.com/office/word/2010/wordprocessingShape" mc:Ignorable="w14 wp14">
+<w:hdr xmlns:wpc="http://schemas.microsoft.com/office/word/2010/wordprocessingCanvas" xmlns:cx="http://schemas.microsoft.com/office/drawing/2014/chartex" xmlns:cx1="http://schemas.microsoft.com/office/drawing/2015/9/8/chartex" xmlns:cx2="http://schemas.microsoft.com/office/drawing/2015/10/21/chartex" xmlns:cx3="http://schemas.microsoft.com/office/drawing/2016/5/9/chartex" xmlns:cx4="http://schemas.microsoft.com/office/drawing/2016/5/10/chartex" xmlns:cx5="http://schemas.microsoft.com/office/drawing/2016/5/11/chartex" xmlns:cx6="http://schemas.microsoft.com/office/drawing/2016/5/12/chartex" xmlns:cx7="http://schemas.microsoft.com/office/drawing/2016/5/13/chartex" xmlns:cx8="http://schemas.microsoft.com/office/drawing/2016/5/14/chartex" xmlns:mc="http://schemas.openxmlformats.org/markup-compatibility/2006" xmlns:aink="http://schemas.microsoft.com/office/drawing/2016/ink" xmlns:am3d="http://schemas.microsoft.com/office/drawing/2017/model3d" xmlns:o="urn:schemas-microsoft-com:office:office" xmlns:oel="http://schemas.microsoft.com/office/2019/extlst" xmlns:r="http://schemas.openxmlformats.org/officeDocument/2006/relationships" xmlns:m="http://schemas.openxmlformats.org/officeDocument/2006/math" xmlns:v="urn:schemas-microsoft-com:vml" xmlns:wp14="http://schemas.microsoft.com/office/word/2010/wordprocessingDrawing" xmlns:wp="http://schemas.openxmlformats.org/drawingml/2006/wordprocessingDrawing" xmlns:w10="urn:schemas-microsoft-com:office:word" xmlns:w="http://schemas.openxmlformats.org/wordprocessingml/2006/main" xmlns:w14="http://schemas.microsoft.com/office/word/2010/wordml" xmlns:w15="http://schemas.microsoft.com/office/word/2012/wordml" xmlns:w16cex="http://schemas.microsoft.com/office/word/2018/wordml/cex" xmlns:w16cid="http://schemas.microsoft.com/office/word/2016/wordml/cid" xmlns:w16="http://schemas.microsoft.com/office/word/2018/wordml" xmlns:w16du="http://schemas.microsoft.com/office/word/2023/wordml/word16du" xmlns:w16sdtdh="http://schemas.microsoft.com/office/word/2020/wordml/sdtdatahash" xmlns:w16sdtfl="http://schemas.microsoft.com/office/word/2024/wordml/sdtformatlock" xmlns:w16se="http://schemas.microsoft.com/office/word/2015/wordml/symex" xmlns:wpg="http://schemas.microsoft.com/office/word/2010/wordprocessingGroup" xmlns:wpi="http://schemas.microsoft.com/office/word/2010/wordprocessingInk" xmlns:wne="http://schemas.microsoft.com/office/word/2006/wordml" xmlns:wps="http://schemas.microsoft.com/office/word/2010/wordprocessingShape" mc:Ignorable="w14 w15 w16se w16cid w16 w16cex w16sdtdh w16sdtfl w16du wp14">
   <w:p>
     <w:pPr>
       <w:pStyle w:val="Header"/>
